--- a/src/devotionals/September 27, 2026.docx
+++ b/src/devotionals/September 27, 2026.docx
@@ -153,7 +153,29 @@
           <w:color w:val="000000"/>
           <w:shd w:val="clear" w:color="auto" w:fill="FFFFFF"/>
         </w:rPr>
-        <w:t>great wisdom here. Holding onto those emotions does not damage those they are pointed at. And vengeance always leaves a path of destruction that causes hurt beyond the intended scope. And this can easily lead to back-and-forth revenge quests that ends with the same lesson as: “an eye for an eye leaves the whole world blind.” This verse also calls us to love our neighbors, and that is another are where</w:t>
+        <w:t>great wisdom here. Holding onto those emotions does not damage those they are pointed at. And vengeance always leaves a path of destruction that causes hurt beyond the intended scope. And this can easily lead to back-and-forth revenge quests that ends with the same lesson as: “an eye for an eye leaves the whole world blind.” This verse also calls us to love our neighbors, and that is another are</w:t>
+      </w:r>
+      <w:r>
+        <w:rPr>
+          <w:rStyle w:val="Emphasis"/>
+          <w:rFonts w:ascii="Sitka Display" w:hAnsi="Sitka Display"/>
+          <w:i w:val="0"/>
+          <w:iCs w:val="0"/>
+          <w:color w:val="000000"/>
+          <w:shd w:val="clear" w:color="auto" w:fill="FFFFFF"/>
+        </w:rPr>
+        <w:t>a</w:t>
+      </w:r>
+      <w:r>
+        <w:rPr>
+          <w:rStyle w:val="Emphasis"/>
+          <w:rFonts w:ascii="Sitka Display" w:hAnsi="Sitka Display"/>
+          <w:i w:val="0"/>
+          <w:iCs w:val="0"/>
+          <w:color w:val="000000"/>
+          <w:shd w:val="clear" w:color="auto" w:fill="FFFFFF"/>
+        </w:rPr>
+        <w:t xml:space="preserve"> where</w:t>
       </w:r>
       <w:r>
         <w:rPr>
@@ -292,7 +314,19 @@
         <w:rPr>
           <w:rFonts w:ascii="Sitka Display" w:hAnsi="Sitka Display"/>
         </w:rPr>
-        <w:t>. It’s a phenomenal book without a single page adding to the story, themes, and message of the book. It will give you a lot to think about.</w:t>
+        <w:t xml:space="preserve">. It’s a phenomenal book </w:t>
+      </w:r>
+      <w:r>
+        <w:rPr>
+          <w:rFonts w:ascii="Sitka Display" w:hAnsi="Sitka Display"/>
+        </w:rPr>
+        <w:t>with every</w:t>
+      </w:r>
+      <w:r>
+        <w:rPr>
+          <w:rFonts w:ascii="Sitka Display" w:hAnsi="Sitka Display"/>
+        </w:rPr>
+        <w:t xml:space="preserve"> single page adding to the story, themes, and message of the book. It will give you a lot to think about.</w:t>
       </w:r>
     </w:p>
     <w:p/>
